--- a/arb/docx/02.content.docx
+++ b/arb/docx/02.content.docx
@@ -9,6 +9,8 @@
       </w:pPr>
       <w:r>
         <w:rPr>
+          <w:rtl/>
+          <w:cs/>
           <w:lang w:val="ar_AE" w:bidi="ar_AE"/>
         </w:rPr>
       </w:r>
@@ -20,12 +22,16 @@
       </w:pPr>
       <w:r>
         <w:rPr>
+          <w:rtl/>
+          <w:cs/>
           <w:lang w:val="ar_AE" w:bidi="ar_AE"/>
         </w:rPr>
         <w:t>Resource: Biblica Study Notes</w:t>
       </w:r>
       <w:r>
         <w:rPr>
+          <w:rtl/>
+          <w:cs/>
           <w:lang w:val="ar_AE" w:bidi="ar_AE"/>
         </w:rPr>
       </w:r>
@@ -36,53 +42,71 @@
       </w:pPr>
       <w:r>
         <w:rPr>
+          <w:rtl/>
+          <w:cs/>
           <w:lang w:val="ar_AE" w:bidi="ar_AE"/>
         </w:rPr>
       </w:r>
       <w:r>
         <w:rPr>
           <w:b/>
+          <w:rtl/>
+          <w:cs/>
           <w:lang w:val="ar_AE" w:bidi="ar_AE"/>
         </w:rPr>
         <w:t>Biblica Study Notes (Book Intros)</w:t>
       </w:r>
       <w:r>
         <w:rPr>
+          <w:rtl/>
+          <w:cs/>
           <w:lang w:val="ar_AE" w:bidi="ar_AE"/>
         </w:rPr>
         <w:t xml:space="preserve"> © 2023 Biblica Inc. Released under CC BY-SA 4.0 license. </w:t>
       </w:r>
       <w:r>
         <w:rPr>
+          <w:rtl/>
+          <w:cs/>
           <w:lang w:val="ar_AE" w:bidi="ar_AE"/>
         </w:rPr>
         <w:t>Biblica Study Notes</w:t>
       </w:r>
       <w:r>
         <w:rPr>
+          <w:rtl/>
+          <w:cs/>
           <w:lang w:val="ar_AE" w:bidi="ar_AE"/>
         </w:rPr>
         <w:t xml:space="preserve"> has been adapted in the following languages: Tok Pisin, Arabic (عربي), French (Français), Hindi (हिंदी), Indonesian (Bahasa Indonesia), Portuguese (Português), Russian (Русский), Spanish (Español), Swahili (Kiswahili), and Simplified Chinese (简体中文)from </w:t>
       </w:r>
       <w:r>
         <w:rPr>
+          <w:rtl/>
+          <w:cs/>
           <w:lang w:val="ar_AE" w:bidi="ar_AE"/>
         </w:rPr>
         <w:t>Biblica Study Notes</w:t>
       </w:r>
       <w:r>
         <w:rPr>
+          <w:rtl/>
+          <w:cs/>
           <w:lang w:val="ar_AE" w:bidi="ar_AE"/>
         </w:rPr>
         <w:t xml:space="preserve"> © 2023 Biblica Inc. Released under CC BY-SA 4.0 license by Mission Mutual</w:t>
       </w:r>
       <w:r>
         <w:rPr>
-          <w:lang w:val="ar_AE" w:bidi="ar_AE"/>
-        </w:rPr>
-      </w:r>
-      <w:r>
-        <w:rPr>
+          <w:rtl/>
+          <w:cs/>
+          <w:lang w:val="ar_AE" w:bidi="ar_AE"/>
+        </w:rPr>
+      </w:r>
+      <w:r>
+        <w:rPr>
+          <w:rtl/>
+          <w:cs/>
           <w:lang w:val="ar_AE" w:bidi="ar_AE"/>
         </w:rPr>
       </w:r>
@@ -94,6 +118,8 @@
       </w:pPr>
       <w:r>
         <w:rPr>
+          <w:rtl/>
+          <w:cs/>
           <w:lang w:val="ar_AE" w:bidi="ar_AE"/>
         </w:rPr>
         <w:t>Biblica Study Notes</w:t>
@@ -123,6 +149,8 @@
       </w:pPr>
       <w:r>
         <w:rPr>
+          <w:rtl/>
+          <w:cs/>
           <w:lang w:val="ar_AE" w:bidi="ar_AE"/>
         </w:rPr>
       </w:r>
@@ -134,12 +162,16 @@
       </w:pPr>
       <w:r>
         <w:rPr>
+          <w:rtl/>
+          <w:cs/>
           <w:lang w:val="ar_AE" w:bidi="ar_AE"/>
         </w:rPr>
         <w:t>EXO</w:t>
       </w:r>
       <w:r>
         <w:rPr>
+          <w:rtl/>
+          <w:cs/>
           <w:lang w:val="ar_AE" w:bidi="ar_AE"/>
         </w:rPr>
       </w:r>
@@ -150,22 +182,30 @@
       </w:pPr>
       <w:r>
         <w:rPr>
-          <w:lang w:val="ar_AE" w:bidi="ar_AE"/>
-        </w:rPr>
-      </w:r>
-      <w:r>
-        <w:rPr>
+          <w:rtl/>
+          <w:cs/>
+          <w:lang w:val="ar_AE" w:bidi="ar_AE"/>
+        </w:rPr>
+      </w:r>
+      <w:r>
+        <w:rPr>
+          <w:rtl/>
+          <w:cs/>
           <w:lang w:val="ar_AE" w:bidi="ar_AE"/>
         </w:rPr>
         <w:t xml:space="preserve"> </w:t>
       </w:r>
       <w:r>
         <w:rPr>
-          <w:lang w:val="ar_AE" w:bidi="ar_AE"/>
-        </w:rPr>
-      </w:r>
-      <w:r>
-        <w:rPr>
+          <w:rtl/>
+          <w:cs/>
+          <w:lang w:val="ar_AE" w:bidi="ar_AE"/>
+        </w:rPr>
+      </w:r>
+      <w:r>
+        <w:rPr>
+          <w:rtl/>
+          <w:cs/>
           <w:lang w:val="ar_AE" w:bidi="ar_AE"/>
         </w:rPr>
       </w:r>
@@ -191,6 +231,8 @@
       </w:pPr>
       <w:r>
         <w:rPr>
+          <w:rtl/>
+          <w:cs/>
           <w:lang w:val="ar_AE" w:bidi="ar_AE"/>
         </w:rPr>
       </w:r>
@@ -202,12 +244,16 @@
       </w:pPr>
       <w:r>
         <w:rPr>
+          <w:rtl/>
+          <w:cs/>
           <w:lang w:val="ar_AE" w:bidi="ar_AE"/>
         </w:rPr>
         <w:t>الخروج</w:t>
       </w:r>
       <w:r>
         <w:rPr>
+          <w:rtl/>
+          <w:cs/>
           <w:lang w:val="ar_AE" w:bidi="ar_AE"/>
         </w:rPr>
       </w:r>
@@ -218,12 +264,16 @@
       </w:pPr>
       <w:r>
         <w:rPr>
+          <w:rtl/>
+          <w:cs/>
           <w:lang w:val="ar_AE" w:bidi="ar_AE"/>
         </w:rPr>
       </w:r>
       <w:r>
         <w:rPr>
           <w:b/>
+          <w:rtl/>
+          <w:cs/>
           <w:lang w:val="ar_AE" w:bidi="ar_AE"/>
         </w:rPr>
         <w:t>ما هو سفر الخروج؟</w:t>
@@ -238,11 +288,15 @@
       </w:pPr>
       <w:r>
         <w:rPr>
-          <w:lang w:val="ar_AE" w:bidi="ar_AE"/>
-        </w:rPr>
-      </w:r>
-      <w:r>
-        <w:rPr>
+          <w:rtl/>
+          <w:cs/>
+          <w:lang w:val="ar_AE" w:bidi="ar_AE"/>
+        </w:rPr>
+      </w:r>
+      <w:r>
+        <w:rPr>
+          <w:rtl/>
+          <w:cs/>
           <w:lang w:val="ar_AE" w:bidi="ar_AE"/>
         </w:rPr>
         <w:t>الخروج هو سرد لأحداث في تاريخ شعب إسرائيل. وقد تم تسجيله في صورة مجموعة من القصص والشرائع. وتم تناقلهم عبر العائلات الإسرائيلية واليهودية لمئات السنين. ولقد تكلم الله لموسى وشعب إسرائيل بتلك الوصايا والشرائع.</w:t>
@@ -257,11 +311,15 @@
       </w:pPr>
       <w:r>
         <w:rPr>
-          <w:lang w:val="ar_AE" w:bidi="ar_AE"/>
-        </w:rPr>
-      </w:r>
-      <w:r>
-        <w:rPr>
+          <w:rtl/>
+          <w:cs/>
+          <w:lang w:val="ar_AE" w:bidi="ar_AE"/>
+        </w:rPr>
+      </w:r>
+      <w:r>
+        <w:rPr>
+          <w:rtl/>
+          <w:cs/>
           <w:lang w:val="ar_AE" w:bidi="ar_AE"/>
         </w:rPr>
         <w:t>يُعتقد أن موسى كتب بعض هذه القصص والشرائع. كما يُعتقد أنه كتبها بين سنة 1450 وسنة 1410 قبل الميلاد.</w:t>
@@ -276,11 +334,15 @@
       </w:pPr>
       <w:r>
         <w:rPr>
-          <w:lang w:val="ar_AE" w:bidi="ar_AE"/>
-        </w:rPr>
-      </w:r>
-      <w:r>
-        <w:rPr>
+          <w:rtl/>
+          <w:cs/>
+          <w:lang w:val="ar_AE" w:bidi="ar_AE"/>
+        </w:rPr>
+      </w:r>
+      <w:r>
+        <w:rPr>
+          <w:rtl/>
+          <w:cs/>
           <w:lang w:val="ar_AE" w:bidi="ar_AE"/>
         </w:rPr>
         <w:t>تمت كتابة أجزاء أخرى من سفر الخروج بواسطة أشخاص آخرين من شعب إسرائيل.</w:t>
@@ -292,12 +354,16 @@
       </w:pPr>
       <w:r>
         <w:rPr>
+          <w:rtl/>
+          <w:cs/>
           <w:lang w:val="ar_AE" w:bidi="ar_AE"/>
         </w:rPr>
       </w:r>
       <w:r>
         <w:rPr>
           <w:b/>
+          <w:rtl/>
+          <w:cs/>
           <w:lang w:val="ar_AE" w:bidi="ar_AE"/>
         </w:rPr>
         <w:t>لمن كُتب هذا السفر؟</w:t>
@@ -312,11 +378,15 @@
       </w:pPr>
       <w:r>
         <w:rPr>
-          <w:lang w:val="ar_AE" w:bidi="ar_AE"/>
-        </w:rPr>
-      </w:r>
-      <w:r>
-        <w:rPr>
+          <w:rtl/>
+          <w:cs/>
+          <w:lang w:val="ar_AE" w:bidi="ar_AE"/>
+        </w:rPr>
+      </w:r>
+      <w:r>
+        <w:rPr>
+          <w:rtl/>
+          <w:cs/>
           <w:lang w:val="ar_AE" w:bidi="ar_AE"/>
         </w:rPr>
         <w:t>لشعب إسرائيل.</w:t>
@@ -328,12 +398,16 @@
       </w:pPr>
       <w:r>
         <w:rPr>
+          <w:rtl/>
+          <w:cs/>
           <w:lang w:val="ar_AE" w:bidi="ar_AE"/>
         </w:rPr>
       </w:r>
       <w:r>
         <w:rPr>
           <w:b/>
+          <w:rtl/>
+          <w:cs/>
           <w:lang w:val="ar_AE" w:bidi="ar_AE"/>
         </w:rPr>
         <w:t>لماذا كُتب سفر الخروج؟</w:t>
@@ -348,11 +422,15 @@
       </w:pPr>
       <w:r>
         <w:rPr>
-          <w:lang w:val="ar_AE" w:bidi="ar_AE"/>
-        </w:rPr>
-      </w:r>
-      <w:r>
-        <w:rPr>
+          <w:rtl/>
+          <w:cs/>
+          <w:lang w:val="ar_AE" w:bidi="ar_AE"/>
+        </w:rPr>
+      </w:r>
+      <w:r>
+        <w:rPr>
+          <w:rtl/>
+          <w:cs/>
           <w:lang w:val="ar_AE" w:bidi="ar_AE"/>
         </w:rPr>
         <w:t>لتسجيل القصة عن كيف خَلَّص الله نسل يعقوب من العبودية في أرض مصر. في اللغة اليونانية، كلمة الخروج تعني الخروج أو المغادرة. ويدور هذا السفر حول خروج بني إسرائيل من مصر.</w:t>
@@ -367,11 +445,15 @@
       </w:pPr>
       <w:r>
         <w:rPr>
-          <w:lang w:val="ar_AE" w:bidi="ar_AE"/>
-        </w:rPr>
-      </w:r>
-      <w:r>
-        <w:rPr>
+          <w:rtl/>
+          <w:cs/>
+          <w:lang w:val="ar_AE" w:bidi="ar_AE"/>
+        </w:rPr>
+      </w:r>
+      <w:r>
+        <w:rPr>
+          <w:rtl/>
+          <w:cs/>
           <w:lang w:val="ar_AE" w:bidi="ar_AE"/>
         </w:rPr>
         <w:t>لإظهار كيف أصبح بني إسرائيل أمة وشعب. فلقد أصبحوا الأمة التي وعد الله بها إبراهيم في سفر التكوين.</w:t>
@@ -383,12 +465,16 @@
       </w:pPr>
       <w:r>
         <w:rPr>
+          <w:rtl/>
+          <w:cs/>
           <w:lang w:val="ar_AE" w:bidi="ar_AE"/>
         </w:rPr>
       </w:r>
       <w:r>
         <w:rPr>
           <w:b/>
+          <w:rtl/>
+          <w:cs/>
           <w:lang w:val="ar_AE" w:bidi="ar_AE"/>
         </w:rPr>
         <w:t>الأفكار الرئيسية</w:t>
@@ -403,11 +489,15 @@
       </w:pPr>
       <w:r>
         <w:rPr>
-          <w:lang w:val="ar_AE" w:bidi="ar_AE"/>
-        </w:rPr>
-      </w:r>
-      <w:r>
-        <w:rPr>
+          <w:rtl/>
+          <w:cs/>
+          <w:lang w:val="ar_AE" w:bidi="ar_AE"/>
+        </w:rPr>
+      </w:r>
+      <w:r>
+        <w:rPr>
+          <w:rtl/>
+          <w:cs/>
           <w:lang w:val="ar_AE" w:bidi="ar_AE"/>
         </w:rPr>
         <w:t>الله يُخَلِّص شعبه ويرعاهم.</w:t>
@@ -422,11 +512,15 @@
       </w:pPr>
       <w:r>
         <w:rPr>
-          <w:lang w:val="ar_AE" w:bidi="ar_AE"/>
-        </w:rPr>
-      </w:r>
-      <w:r>
-        <w:rPr>
+          <w:rtl/>
+          <w:cs/>
+          <w:lang w:val="ar_AE" w:bidi="ar_AE"/>
+        </w:rPr>
+      </w:r>
+      <w:r>
+        <w:rPr>
+          <w:rtl/>
+          <w:cs/>
           <w:lang w:val="ar_AE" w:bidi="ar_AE"/>
         </w:rPr>
         <w:t>عهد الله مع شعب إسرائيل.</w:t>
@@ -441,11 +535,15 @@
       </w:pPr>
       <w:r>
         <w:rPr>
-          <w:lang w:val="ar_AE" w:bidi="ar_AE"/>
-        </w:rPr>
-      </w:r>
-      <w:r>
-        <w:rPr>
+          <w:rtl/>
+          <w:cs/>
+          <w:lang w:val="ar_AE" w:bidi="ar_AE"/>
+        </w:rPr>
+      </w:r>
+      <w:r>
+        <w:rPr>
+          <w:rtl/>
+          <w:cs/>
           <w:lang w:val="ar_AE" w:bidi="ar_AE"/>
         </w:rPr>
         <w:t>الوصايا العشر وشرائع الله.</w:t>
@@ -457,12 +555,16 @@
       </w:pPr>
       <w:r>
         <w:rPr>
+          <w:rtl/>
+          <w:cs/>
           <w:lang w:val="ar_AE" w:bidi="ar_AE"/>
         </w:rPr>
       </w:r>
       <w:r>
         <w:rPr>
           <w:b/>
+          <w:rtl/>
+          <w:cs/>
           <w:lang w:val="ar_AE" w:bidi="ar_AE"/>
         </w:rPr>
         <w:t>مخطط السفر</w:t>
@@ -474,12 +576,16 @@
       </w:pPr>
       <w:r>
         <w:rPr>
+          <w:rtl/>
+          <w:cs/>
           <w:lang w:val="ar_AE" w:bidi="ar_AE"/>
         </w:rPr>
       </w:r>
       <w:r>
         <w:rPr>
           <w:b/>
+          <w:rtl/>
+          <w:cs/>
           <w:lang w:val="ar_AE" w:bidi="ar_AE"/>
         </w:rPr>
         <w:t>خروج شعب إسرائيل من أرض مصر (1 - 15).</w:t>
@@ -491,12 +597,16 @@
       </w:pPr>
       <w:r>
         <w:rPr>
+          <w:rtl/>
+          <w:cs/>
           <w:lang w:val="ar_AE" w:bidi="ar_AE"/>
         </w:rPr>
       </w:r>
       <w:r>
         <w:rPr>
           <w:b/>
+          <w:rtl/>
+          <w:cs/>
           <w:lang w:val="ar_AE" w:bidi="ar_AE"/>
         </w:rPr>
         <w:t>رحلة شعب إسرائيل في البرية (16 – 18).</w:t>
@@ -508,23 +618,31 @@
       </w:pPr>
       <w:r>
         <w:rPr>
+          <w:rtl/>
+          <w:cs/>
           <w:lang w:val="ar_AE" w:bidi="ar_AE"/>
         </w:rPr>
       </w:r>
       <w:r>
         <w:rPr>
           <w:b/>
+          <w:rtl/>
+          <w:cs/>
           <w:lang w:val="ar_AE" w:bidi="ar_AE"/>
         </w:rPr>
         <w:t>شعب إسرائيل عند جبل سيناء (19 – 40).</w:t>
       </w:r>
       <w:r>
         <w:rPr>
-          <w:lang w:val="ar_AE" w:bidi="ar_AE"/>
-        </w:rPr>
-      </w:r>
-      <w:r>
-        <w:rPr>
+          <w:rtl/>
+          <w:cs/>
+          <w:lang w:val="ar_AE" w:bidi="ar_AE"/>
+        </w:rPr>
+      </w:r>
+      <w:r>
+        <w:rPr>
+          <w:rtl/>
+          <w:cs/>
           <w:lang w:val="ar_AE" w:bidi="ar_AE"/>
         </w:rPr>
       </w:r>
